--- a/docs/proposal/Bursary-Bridge_Project_Proposal.docx
+++ b/docs/proposal/Bursary-Bridge_Project_Proposal.docx
@@ -3984,7 +3984,7 @@
         <w:rPr>
           <w:rFonts w:ascii="Times New Roman" w:hAnsi="Times New Roman" w:cs="Times New Roman"/>
         </w:rPr>
-        <w:t xml:space="preserve">The boundaries below were set so that the project is completable within one academic year by a team of four while still addressing both sides of the problem stated in Section 2.</w:t>
+        <w:t xml:space="preserve">The boundaries below were set so that the project is completable within the four months of a single semester by a team of four while still addressing both sides of the problem stated in Section 2.</w:t>
       </w:r>
     </w:p>
     <w:p>
@@ -5309,7 +5309,7 @@
         <w:rPr>
           <w:rFonts w:ascii="Times New Roman" w:hAnsi="Times New Roman" w:cs="Times New Roman"/>
         </w:rPr>
-        <w:t xml:space="preserve">Time. The project must be completed within one academic year, alongside the team’s other coursework, which fixes the total effort available and makes scope control the principal planning discipline.</w:t>
+        <w:t xml:space="preserve">Time. The project must be completed within a single semester of four months, alongside the team’s other coursework. This is the binding constraint on the project: it fixes the total effort available, it is why the work plan overlaps its phases rather than running them in sequence, and it makes scope control the principal planning discipline.</w:t>
       </w:r>
     </w:p>
     <w:p>
@@ -7136,7 +7136,22 @@
         <w:rPr>
           <w:rFonts w:ascii="Times New Roman" w:hAnsi="Times New Roman" w:cs="Times New Roman"/>
         </w:rPr>
-        <w:t xml:space="preserve">The plan below organises the project into ten tasks across ten months. Month 1 corresponds to the first month of the project year, [INSERT PROJECT START MONTH]. Tasks overlap deliberately: development begins before the whole specification is settled, and testing begins before development ends, which is what the chosen methodology requires.</w:t>
+        <w:t xml:space="preserve">The project runs over a single semester of four months. The plan below organises it into ten tasks across the sixteen weeks of that semester; weeks rather than months are used because at four columns a chart cannot show which tasks overlap, and the overlap is the point. Week 1 is the first week of the semester, beginning in [INSERT PROJECT START MONTH].</w:t>
+      </w:r>
+    </w:p>
+    <w:p>
+      <w:pPr>
+        <w:spacing w:line="360" w:lineRule="auto"/>
+        <w:jc w:val="both"/>
+        <w:rPr>
+          <w:rFonts w:ascii="Times New Roman" w:hAnsi="Times New Roman" w:cs="Times New Roman"/>
+        </w:rPr>
+      </w:pPr>
+      <w:r>
+        <w:rPr>
+          <w:rFonts w:ascii="Times New Roman" w:hAnsi="Times New Roman" w:cs="Times New Roman"/>
+        </w:rPr>
+        <w:t xml:space="preserve">Tasks overlap deliberately. Development begins before the whole specification is settled and testing begins before development ends, which is what the chosen methodology requires and what four months make unavoidable. The three tasks that carry the most risk, the background investigation, the requirements and the data ingestion, are scheduled early, so that a problem found in any of them is found while there is still time to act on it.</w:t>
       </w:r>
     </w:p>
     <w:p>
@@ -7216,7 +7231,7 @@
                 <w:sz w:val="20"/>
                 <w:szCs w:val="20"/>
               </w:rPr>
-              <w:t xml:space="preserve">Months</w:t>
+              <w:t xml:space="preserve">Weeks</w:t>
             </w:r>
           </w:p>
         </w:tc>
@@ -7292,7 +7307,7 @@
                 <w:sz w:val="20"/>
                 <w:szCs w:val="20"/>
               </w:rPr>
-              <w:t xml:space="preserve">1–2</w:t>
+              <w:t xml:space="preserve">1–3</w:t>
             </w:r>
           </w:p>
         </w:tc>
@@ -7366,7 +7381,7 @@
                 <w:sz w:val="20"/>
                 <w:szCs w:val="20"/>
               </w:rPr>
-              <w:t xml:space="preserve">1–3</w:t>
+              <w:t xml:space="preserve">1–5</w:t>
             </w:r>
           </w:p>
         </w:tc>
@@ -7440,7 +7455,7 @@
                 <w:sz w:val="20"/>
                 <w:szCs w:val="20"/>
               </w:rPr>
-              <w:t xml:space="preserve">2–4</w:t>
+              <w:t xml:space="preserve">3–7</w:t>
             </w:r>
           </w:p>
         </w:tc>
@@ -7514,7 +7529,7 @@
                 <w:sz w:val="20"/>
                 <w:szCs w:val="20"/>
               </w:rPr>
-              <w:t xml:space="preserve">3–5</w:t>
+              <w:t xml:space="preserve">5–8</w:t>
             </w:r>
           </w:p>
         </w:tc>
@@ -7588,7 +7603,7 @@
                 <w:sz w:val="20"/>
                 <w:szCs w:val="20"/>
               </w:rPr>
-              <w:t xml:space="preserve">4–8</w:t>
+              <w:t xml:space="preserve">6–13</w:t>
             </w:r>
           </w:p>
         </w:tc>
@@ -7638,7 +7653,7 @@
                 <w:sz w:val="20"/>
                 <w:szCs w:val="20"/>
               </w:rPr>
-              <w:t xml:space="preserve">Implementation: organisation portal</w:t>
+              <w:t xml:space="preserve">Data ingestion and provenance</w:t>
             </w:r>
           </w:p>
         </w:tc>
@@ -7662,7 +7677,7 @@
                 <w:sz w:val="20"/>
                 <w:szCs w:val="20"/>
               </w:rPr>
-              <w:t xml:space="preserve">5–9</w:t>
+              <w:t xml:space="preserve">8–11</w:t>
             </w:r>
           </w:p>
         </w:tc>
@@ -7686,7 +7701,7 @@
                 <w:sz w:val="20"/>
                 <w:szCs w:val="20"/>
               </w:rPr>
-              <w:t xml:space="preserve">Programme publication, applicant review, shortlisting, selection and bulk intake.</w:t>
+              <w:t xml:space="preserve">The ingestion pipeline; sample review, then the full run.</w:t>
             </w:r>
           </w:p>
         </w:tc>
@@ -7712,7 +7727,7 @@
                 <w:sz w:val="20"/>
                 <w:szCs w:val="20"/>
               </w:rPr>
-              <w:t xml:space="preserve">Data ingestion and provenance</w:t>
+              <w:t xml:space="preserve">Implementation: organisation portal</w:t>
             </w:r>
           </w:p>
         </w:tc>
@@ -7736,7 +7751,7 @@
                 <w:sz w:val="20"/>
                 <w:szCs w:val="20"/>
               </w:rPr>
-              <w:t xml:space="preserve">5–7</w:t>
+              <w:t xml:space="preserve">8–14</w:t>
             </w:r>
           </w:p>
         </w:tc>
@@ -7760,7 +7775,7 @@
                 <w:sz w:val="20"/>
                 <w:szCs w:val="20"/>
               </w:rPr>
-              <w:t xml:space="preserve">The ingestion pipeline; sample review, then the full run.</w:t>
+              <w:t xml:space="preserve">Programme publication, applicant review, shortlisting, selection and bulk intake.</w:t>
             </w:r>
           </w:p>
         </w:tc>
@@ -7810,7 +7825,7 @@
                 <w:sz w:val="20"/>
                 <w:szCs w:val="20"/>
               </w:rPr>
-              <w:t xml:space="preserve">6–10</w:t>
+              <w:t xml:space="preserve">10–16</w:t>
             </w:r>
           </w:p>
         </w:tc>
@@ -7884,7 +7899,7 @@
                 <w:sz w:val="20"/>
                 <w:szCs w:val="20"/>
               </w:rPr>
-              <w:t xml:space="preserve">9–10</w:t>
+              <w:t xml:space="preserve">14–16</w:t>
             </w:r>
           </w:p>
         </w:tc>
@@ -7958,7 +7973,7 @@
                 <w:sz w:val="20"/>
                 <w:szCs w:val="20"/>
               </w:rPr>
-              <w:t xml:space="preserve">1–10</w:t>
+              <w:t xml:space="preserve">1–16</w:t>
             </w:r>
           </w:p>
         </w:tc>
@@ -7982,7 +7997,7 @@
                 <w:sz w:val="20"/>
                 <w:szCs w:val="20"/>
               </w:rPr>
-              <w:t xml:space="preserve">Maintained throughout; final report and demonstration in month 10.</w:t>
+              <w:t xml:space="preserve">Maintained throughout; final report and demonstration in the closing week.</w:t>
             </w:r>
           </w:p>
         </w:tc>
@@ -8063,7 +8078,7 @@
           <w:sz w:val="20"/>
           <w:szCs w:val="20"/>
         </w:rPr>
-        <w:t xml:space="preserve">Figure 1 Gantt chart of the project work plan, months 1 to 10</w:t>
+        <w:t xml:space="preserve">Figure 1 Gantt chart of the project work plan, weeks 1 to 16 of the semester</w:t>
       </w:r>
     </w:p>
     <w:p>
@@ -9143,7 +9158,7 @@
                 <w:sz w:val="20"/>
                 <w:szCs w:val="20"/>
               </w:rPr>
-              <w:t xml:space="preserve">Scheduled for month 10 of the work plan.</w:t>
+              <w:t xml:space="preserve">Scheduled for the closing week of the work plan.</w:t>
             </w:r>
           </w:p>
         </w:tc>

--- a/docs/proposal/Bursary-Bridge_Project_Proposal.docx
+++ b/docs/proposal/Bursary-Bridge_Project_Proposal.docx
@@ -6844,7 +6844,7 @@
                 <w:sz w:val="20"/>
                 <w:szCs w:val="20"/>
               </w:rPr>
-              <w:t xml:space="preserve">[INSERT LEVEL OF KNOWLEDGE AND RELEVANT EXPERIENCE]</w:t>
+              <w:t xml:space="preserve">High.</w:t>
             </w:r>
           </w:p>
         </w:tc>
@@ -6918,7 +6918,7 @@
                 <w:sz w:val="20"/>
                 <w:szCs w:val="20"/>
               </w:rPr>
-              <w:t xml:space="preserve">[INSERT LEVEL OF KNOWLEDGE AND RELEVANT EXPERIENCE]</w:t>
+              <w:t xml:space="preserve">High.</w:t>
             </w:r>
           </w:p>
         </w:tc>
@@ -6992,7 +6992,7 @@
                 <w:sz w:val="20"/>
                 <w:szCs w:val="20"/>
               </w:rPr>
-              <w:t xml:space="preserve">[INSERT LEVEL OF KNOWLEDGE AND RELEVANT EXPERIENCE]</w:t>
+              <w:t xml:space="preserve">High.</w:t>
             </w:r>
           </w:p>
         </w:tc>
@@ -7066,7 +7066,7 @@
                 <w:sz w:val="20"/>
                 <w:szCs w:val="20"/>
               </w:rPr>
-              <w:t xml:space="preserve">[INSERT LEVEL OF KNOWLEDGE AND RELEVANT EXPERIENCE]</w:t>
+              <w:t xml:space="preserve">High.</w:t>
             </w:r>
           </w:p>
         </w:tc>
@@ -7098,7 +7098,7 @@
         <w:rPr>
           <w:rFonts w:ascii="Times New Roman" w:hAnsi="Times New Roman" w:cs="Times New Roman"/>
         </w:rPr>
-        <w:t xml:space="preserve">The team leader is [INSERT NAME OF TEAM LEADER]. The team leader is responsible for the product backlog, for scheduling and chairing the sprint events, and for the delivery of each document to the supervisor. All four members contribute to design decisions, to code review and to the final project report; the allocation above records accountability for an area, not exclusive ownership of it.</w:t>
+        <w:t xml:space="preserve">The team leader is Asanda Nsibande, listed on the cover page as A Nsibande. The team leader is responsible for the product backlog, for scheduling and chairing the sprint events, and for the delivery of each document to the supervisor. All four members contribute to design decisions, to code review and to the final project report; the allocation above records accountability for an area, not exclusive ownership of it.</w:t>
       </w:r>
     </w:p>
     <w:p>
@@ -7136,7 +7136,7 @@
         <w:rPr>
           <w:rFonts w:ascii="Times New Roman" w:hAnsi="Times New Roman" w:cs="Times New Roman"/>
         </w:rPr>
-        <w:t xml:space="preserve">The project runs over a single semester of four months. The plan below organises it into ten tasks across the sixteen weeks of that semester; weeks rather than months are used because at four columns a chart cannot show which tasks overlap, and the overlap is the point. Week 1 is the first week of the semester, beginning in [INSERT PROJECT START MONTH].</w:t>
+        <w:t xml:space="preserve">The project runs over a single semester of four months. The plan below organises it into ten tasks across the sixteen weeks of that semester; weeks rather than months are used because at four columns a chart cannot show which tasks overlap, and the overlap is the point. The semester runs from July 2026 to October 2026: week 1 is the first week of July and week 16 falls in October, the month in which the project is presented.</w:t>
       </w:r>
     </w:p>
     <w:p>

--- a/docs/proposal/Bursary-Bridge_Project_Proposal.docx
+++ b/docs/proposal/Bursary-Bridge_Project_Proposal.docx
@@ -1103,7 +1103,7 @@
         <w:rPr>
           <w:rFonts w:ascii="Times New Roman" w:hAnsi="Times New Roman" w:cs="Times New Roman"/>
         </w:rPr>
-        <w:t>16</w:t>
+        <w:t>17</w:t>
       </w:r>
     </w:p>
     <w:p>
@@ -1133,7 +1133,7 @@
         <w:rPr>
           <w:rFonts w:ascii="Times New Roman" w:hAnsi="Times New Roman" w:cs="Times New Roman"/>
         </w:rPr>
-        <w:t>16</w:t>
+        <w:t>17</w:t>
       </w:r>
     </w:p>
     <w:p>
@@ -1192,7 +1192,7 @@
         <w:rPr>
           <w:rFonts w:ascii="Times New Roman" w:hAnsi="Times New Roman" w:cs="Times New Roman"/>
         </w:rPr>
-        <w:t>18</w:t>
+        <w:t>19</w:t>
       </w:r>
     </w:p>
     <w:p>
@@ -1221,7 +1221,7 @@
         <w:rPr>
           <w:rFonts w:ascii="Times New Roman" w:hAnsi="Times New Roman" w:cs="Times New Roman"/>
         </w:rPr>
-        <w:t>19</w:t>
+        <w:t>20</w:t>
       </w:r>
     </w:p>
     <w:p>
@@ -1592,7 +1592,7 @@
         <w:rPr>
           <w:rFonts w:ascii="Times New Roman" w:hAnsi="Times New Roman" w:cs="Times New Roman"/>
         </w:rPr>
-        <w:t xml:space="preserve">The following objectives are the measurable steps through which the goal will be achieved. Each states a deliverable that can be inspected, and together they span the project lifecycle from investigation to documentation.</w:t>
+        <w:t xml:space="preserve">Table 1 states the measurable steps through which the goal will be achieved. Each objective names a deliverable that can be inspected, and the second column states the evidence by which its completion is judged. Together they span the project lifecycle from investigation to documentation.</w:t>
       </w:r>
     </w:p>
     <w:p>
@@ -1607,6 +1607,28 @@
           <w:rFonts w:ascii="Times New Roman" w:hAnsi="Times New Roman" w:cs="Times New Roman"/>
         </w:rPr>
         <w:t xml:space="preserve"/>
+      </w:r>
+    </w:p>
+    <w:p>
+      <w:pPr>
+        <w:keepNext/>
+        <w:spacing w:line="360" w:lineRule="auto"/>
+        <w:jc w:val="left"/>
+        <w:rPr>
+          <w:rFonts w:ascii="Times New Roman" w:hAnsi="Times New Roman" w:cs="Times New Roman"/>
+          <w:b/>
+          <w:sz w:val="20"/>
+          <w:szCs w:val="20"/>
+        </w:rPr>
+      </w:pPr>
+      <w:r>
+        <w:rPr>
+          <w:rFonts w:ascii="Times New Roman" w:hAnsi="Times New Roman" w:cs="Times New Roman"/>
+          <w:b/>
+          <w:sz w:val="20"/>
+          <w:szCs w:val="20"/>
+        </w:rPr>
+        <w:t xml:space="preserve">Table 1 Objectives and the evidence that each has been met</w:t>
       </w:r>
     </w:p>
     <w:tbl>
@@ -3000,7 +3022,7 @@
         <w:rPr>
           <w:rFonts w:ascii="Times New Roman" w:hAnsi="Times New Roman" w:cs="Times New Roman"/>
         </w:rPr>
-        <w:t xml:space="preserve">The technologies below are those the system is built on. No hardware beyond ordinary development machines is required, because the system is a web application with no sensor, device or embedded component.</w:t>
+        <w:t xml:space="preserve">Tables 2 and 3 list the hardware and the software the system is built on. No hardware beyond ordinary development machines is required, because the system is a web application with no sensor, device or embedded component.</w:t>
       </w:r>
     </w:p>
     <w:p>
@@ -3031,6 +3053,28 @@
           <w:b/>
         </w:rPr>
         <w:t xml:space="preserve">Hardware</w:t>
+      </w:r>
+    </w:p>
+    <w:p>
+      <w:pPr>
+        <w:keepNext/>
+        <w:spacing w:line="360" w:lineRule="auto"/>
+        <w:jc w:val="left"/>
+        <w:rPr>
+          <w:rFonts w:ascii="Times New Roman" w:hAnsi="Times New Roman" w:cs="Times New Roman"/>
+          <w:b/>
+          <w:sz w:val="20"/>
+          <w:szCs w:val="20"/>
+        </w:rPr>
+      </w:pPr>
+      <w:r>
+        <w:rPr>
+          <w:rFonts w:ascii="Times New Roman" w:hAnsi="Times New Roman" w:cs="Times New Roman"/>
+          <w:b/>
+          <w:sz w:val="20"/>
+          <w:szCs w:val="20"/>
+        </w:rPr>
+        <w:t xml:space="preserve">Table 2 Hardware required for the project</w:t>
       </w:r>
     </w:p>
     <w:tbl>
@@ -3281,6 +3325,28 @@
         <w:t xml:space="preserve">Software and technologies</w:t>
       </w:r>
     </w:p>
+    <w:p>
+      <w:pPr>
+        <w:keepNext/>
+        <w:spacing w:line="360" w:lineRule="auto"/>
+        <w:jc w:val="left"/>
+        <w:rPr>
+          <w:rFonts w:ascii="Times New Roman" w:hAnsi="Times New Roman" w:cs="Times New Roman"/>
+          <w:b/>
+          <w:sz w:val="20"/>
+          <w:szCs w:val="20"/>
+        </w:rPr>
+      </w:pPr>
+      <w:r>
+        <w:rPr>
+          <w:rFonts w:ascii="Times New Roman" w:hAnsi="Times New Roman" w:cs="Times New Roman"/>
+          <w:b/>
+          <w:sz w:val="20"/>
+          <w:szCs w:val="20"/>
+        </w:rPr>
+        <w:t xml:space="preserve">Table 3 Software and technologies required for the project</w:t>
+      </w:r>
+    </w:p>
     <w:tbl>
       <w:tblPr>
         <w:tblStyle w:val="TableGrid"/>
@@ -4474,7 +4540,7 @@
         <w:rPr>
           <w:rFonts w:ascii="Times New Roman" w:hAnsi="Times New Roman" w:cs="Times New Roman"/>
         </w:rPr>
-        <w:t xml:space="preserve">The project delivers value to two groups directly, through their own use of the system, and to two further groups indirectly, through the effect the system has on the process they take part in.</w:t>
+        <w:t xml:space="preserve">The project delivers value to two groups directly, through their own use of the system, and to three further groups indirectly, through the effect the system has on the process they take part in. Table 4 sets out the direct beneficiaries and Table 5 the indirect ones, in each case naming how the group meets the system and what it gains.</w:t>
       </w:r>
     </w:p>
     <w:p>
@@ -4505,6 +4571,28 @@
           <w:b/>
         </w:rPr>
         <w:t xml:space="preserve">Direct beneficiaries</w:t>
+      </w:r>
+    </w:p>
+    <w:p>
+      <w:pPr>
+        <w:keepNext/>
+        <w:spacing w:line="360" w:lineRule="auto"/>
+        <w:jc w:val="left"/>
+        <w:rPr>
+          <w:rFonts w:ascii="Times New Roman" w:hAnsi="Times New Roman" w:cs="Times New Roman"/>
+          <w:b/>
+          <w:sz w:val="20"/>
+          <w:szCs w:val="20"/>
+        </w:rPr>
+      </w:pPr>
+      <w:r>
+        <w:rPr>
+          <w:rFonts w:ascii="Times New Roman" w:hAnsi="Times New Roman" w:cs="Times New Roman"/>
+          <w:b/>
+          <w:sz w:val="20"/>
+          <w:szCs w:val="20"/>
+        </w:rPr>
+        <w:t xml:space="preserve">Table 4 Direct beneficiaries of the project</w:t>
       </w:r>
     </w:p>
     <w:tbl>
@@ -4780,6 +4868,28 @@
         <w:t xml:space="preserve">Indirect beneficiaries</w:t>
       </w:r>
     </w:p>
+    <w:p>
+      <w:pPr>
+        <w:keepNext/>
+        <w:spacing w:line="360" w:lineRule="auto"/>
+        <w:jc w:val="left"/>
+        <w:rPr>
+          <w:rFonts w:ascii="Times New Roman" w:hAnsi="Times New Roman" w:cs="Times New Roman"/>
+          <w:b/>
+          <w:sz w:val="20"/>
+          <w:szCs w:val="20"/>
+        </w:rPr>
+      </w:pPr>
+      <w:r>
+        <w:rPr>
+          <w:rFonts w:ascii="Times New Roman" w:hAnsi="Times New Roman" w:cs="Times New Roman"/>
+          <w:b/>
+          <w:sz w:val="20"/>
+          <w:szCs w:val="20"/>
+        </w:rPr>
+        <w:t xml:space="preserve">Table 5 Indirect beneficiaries of the project</w:t>
+      </w:r>
+    </w:p>
     <w:tbl>
       <w:tblPr>
         <w:tblStyle w:val="TableGrid"/>
@@ -5487,7 +5597,7 @@
         <w:rPr>
           <w:rFonts w:ascii="Times New Roman" w:hAnsi="Times New Roman" w:cs="Times New Roman"/>
         </w:rPr>
-        <w:t xml:space="preserve">The risks below are those that could prevent the project from reaching its objectives. Likelihood and impact are the team’s own assessment; each risk carries the mitigation that is already planned for it rather than a general intention to be careful.</w:t>
+        <w:t xml:space="preserve">Table 6 sets out the risks that could prevent the project from reaching the objectives stated in Section 3.2. Likelihood and impact are the team’s own assessment; each risk carries the mitigation already planned for it rather than a general intention to be careful.</w:t>
       </w:r>
     </w:p>
     <w:p>
@@ -5502,6 +5612,28 @@
           <w:rFonts w:ascii="Times New Roman" w:hAnsi="Times New Roman" w:cs="Times New Roman"/>
         </w:rPr>
         <w:t xml:space="preserve"/>
+      </w:r>
+    </w:p>
+    <w:p>
+      <w:pPr>
+        <w:keepNext/>
+        <w:spacing w:line="360" w:lineRule="auto"/>
+        <w:jc w:val="left"/>
+        <w:rPr>
+          <w:rFonts w:ascii="Times New Roman" w:hAnsi="Times New Roman" w:cs="Times New Roman"/>
+          <w:b/>
+          <w:sz w:val="20"/>
+          <w:szCs w:val="20"/>
+        </w:rPr>
+      </w:pPr>
+      <w:r>
+        <w:rPr>
+          <w:rFonts w:ascii="Times New Roman" w:hAnsi="Times New Roman" w:cs="Times New Roman"/>
+          <w:b/>
+          <w:sz w:val="20"/>
+          <w:szCs w:val="20"/>
+        </w:rPr>
+        <w:t xml:space="preserve">Table 6 Project risks, their assessment and their mitigation</w:t>
       </w:r>
     </w:p>
     <w:tbl>
@@ -6681,6 +6813,57 @@
         <w:t xml:space="preserve"/>
       </w:r>
     </w:p>
+    <w:p>
+      <w:pPr>
+        <w:spacing w:line="360" w:lineRule="auto"/>
+        <w:jc w:val="both"/>
+        <w:rPr>
+          <w:rFonts w:ascii="Times New Roman" w:hAnsi="Times New Roman" w:cs="Times New Roman"/>
+        </w:rPr>
+      </w:pPr>
+      <w:r>
+        <w:rPr>
+          <w:rFonts w:ascii="Times New Roman" w:hAnsi="Times New Roman" w:cs="Times New Roman"/>
+        </w:rPr>
+        <w:t xml:space="preserve">Table 7 allocates each area of the system to the member accountable for it.</w:t>
+      </w:r>
+    </w:p>
+    <w:p>
+      <w:pPr>
+        <w:spacing w:line="360" w:lineRule="auto"/>
+        <w:rPr>
+          <w:rFonts w:ascii="Times New Roman" w:hAnsi="Times New Roman" w:cs="Times New Roman"/>
+        </w:rPr>
+      </w:pPr>
+      <w:r>
+        <w:rPr>
+          <w:rFonts w:ascii="Times New Roman" w:hAnsi="Times New Roman" w:cs="Times New Roman"/>
+        </w:rPr>
+        <w:t xml:space="preserve"/>
+      </w:r>
+    </w:p>
+    <w:p>
+      <w:pPr>
+        <w:keepNext/>
+        <w:spacing w:line="360" w:lineRule="auto"/>
+        <w:jc w:val="left"/>
+        <w:rPr>
+          <w:rFonts w:ascii="Times New Roman" w:hAnsi="Times New Roman" w:cs="Times New Roman"/>
+          <w:b/>
+          <w:sz w:val="20"/>
+          <w:szCs w:val="20"/>
+        </w:rPr>
+      </w:pPr>
+      <w:r>
+        <w:rPr>
+          <w:rFonts w:ascii="Times New Roman" w:hAnsi="Times New Roman" w:cs="Times New Roman"/>
+          <w:b/>
+          <w:sz w:val="20"/>
+          <w:szCs w:val="20"/>
+        </w:rPr>
+        <w:t xml:space="preserve">Table 7 Team members, their responsibilities and their level of knowledge</w:t>
+      </w:r>
+    </w:p>
     <w:tbl>
       <w:tblPr>
         <w:tblStyle w:val="TableGrid"/>
@@ -7166,6 +7349,57 @@
           <w:rFonts w:ascii="Times New Roman" w:hAnsi="Times New Roman" w:cs="Times New Roman"/>
         </w:rPr>
         <w:t xml:space="preserve"/>
+      </w:r>
+    </w:p>
+    <w:p>
+      <w:pPr>
+        <w:spacing w:line="360" w:lineRule="auto"/>
+        <w:jc w:val="both"/>
+        <w:rPr>
+          <w:rFonts w:ascii="Times New Roman" w:hAnsi="Times New Roman" w:cs="Times New Roman"/>
+        </w:rPr>
+      </w:pPr>
+      <w:r>
+        <w:rPr>
+          <w:rFonts w:ascii="Times New Roman" w:hAnsi="Times New Roman" w:cs="Times New Roman"/>
+        </w:rPr>
+        <w:t xml:space="preserve">Table 8 lists the tasks and the weeks each occupies, and Figure 1 presents the same plan as a Gantt chart so that the overlap between tasks can be seen at a glance.</w:t>
+      </w:r>
+    </w:p>
+    <w:p>
+      <w:pPr>
+        <w:spacing w:line="360" w:lineRule="auto"/>
+        <w:rPr>
+          <w:rFonts w:ascii="Times New Roman" w:hAnsi="Times New Roman" w:cs="Times New Roman"/>
+        </w:rPr>
+      </w:pPr>
+      <w:r>
+        <w:rPr>
+          <w:rFonts w:ascii="Times New Roman" w:hAnsi="Times New Roman" w:cs="Times New Roman"/>
+        </w:rPr>
+        <w:t xml:space="preserve"/>
+      </w:r>
+    </w:p>
+    <w:p>
+      <w:pPr>
+        <w:keepNext/>
+        <w:spacing w:line="360" w:lineRule="auto"/>
+        <w:jc w:val="left"/>
+        <w:rPr>
+          <w:rFonts w:ascii="Times New Roman" w:hAnsi="Times New Roman" w:cs="Times New Roman"/>
+          <w:b/>
+          <w:sz w:val="20"/>
+          <w:szCs w:val="20"/>
+        </w:rPr>
+      </w:pPr>
+      <w:r>
+        <w:rPr>
+          <w:rFonts w:ascii="Times New Roman" w:hAnsi="Times New Roman" w:cs="Times New Roman"/>
+          <w:b/>
+          <w:sz w:val="20"/>
+          <w:szCs w:val="20"/>
+        </w:rPr>
+        <w:t xml:space="preserve">Table 8 Project work plan by task and week</w:t>
       </w:r>
     </w:p>
     <w:tbl>
@@ -8697,6 +8931,57 @@
           <w:rFonts w:ascii="Times New Roman" w:hAnsi="Times New Roman" w:cs="Times New Roman"/>
         </w:rPr>
         <w:t xml:space="preserve"/>
+      </w:r>
+    </w:p>
+    <w:p>
+      <w:pPr>
+        <w:spacing w:line="360" w:lineRule="auto"/>
+        <w:jc w:val="both"/>
+        <w:rPr>
+          <w:rFonts w:ascii="Times New Roman" w:hAnsi="Times New Roman" w:cs="Times New Roman"/>
+        </w:rPr>
+      </w:pPr>
+      <w:r>
+        <w:rPr>
+          <w:rFonts w:ascii="Times New Roman" w:hAnsi="Times New Roman" w:cs="Times New Roman"/>
+        </w:rPr>
+        <w:t xml:space="preserve">Table 9 lists the documents the project produces and the structure each follows.</w:t>
+      </w:r>
+    </w:p>
+    <w:p>
+      <w:pPr>
+        <w:spacing w:line="360" w:lineRule="auto"/>
+        <w:rPr>
+          <w:rFonts w:ascii="Times New Roman" w:hAnsi="Times New Roman" w:cs="Times New Roman"/>
+        </w:rPr>
+      </w:pPr>
+      <w:r>
+        <w:rPr>
+          <w:rFonts w:ascii="Times New Roman" w:hAnsi="Times New Roman" w:cs="Times New Roman"/>
+        </w:rPr>
+        <w:t xml:space="preserve"/>
+      </w:r>
+    </w:p>
+    <w:p>
+      <w:pPr>
+        <w:keepNext/>
+        <w:spacing w:line="360" w:lineRule="auto"/>
+        <w:jc w:val="left"/>
+        <w:rPr>
+          <w:rFonts w:ascii="Times New Roman" w:hAnsi="Times New Roman" w:cs="Times New Roman"/>
+          <w:b/>
+          <w:sz w:val="20"/>
+          <w:szCs w:val="20"/>
+        </w:rPr>
+      </w:pPr>
+      <w:r>
+        <w:rPr>
+          <w:rFonts w:ascii="Times New Roman" w:hAnsi="Times New Roman" w:cs="Times New Roman"/>
+          <w:b/>
+          <w:sz w:val="20"/>
+          <w:szCs w:val="20"/>
+        </w:rPr>
+        <w:t xml:space="preserve">Table 9 Project documents and the structure each follows</w:t>
       </w:r>
     </w:p>
     <w:tbl>
